--- a/docs/informe/Gutierrez-Tabango-Johanna-Maritza.docx
+++ b/docs/informe/Gutierrez-Tabango-Johanna-Maritza.docx
@@ -209,7 +209,7 @@
           <w:r>
             <w:fldChar w:fldCharType="separate"/>
           </w:r>
-          <w:hyperlink w:anchor="_Toc243939181" w:history="1">
+          <w:hyperlink w:anchor="_Toc243940513" w:history="1">
             <w:r>
               <w:rPr>
                 <w:rStyle w:val="Hyperlink"/>
@@ -233,7 +233,7 @@
               <w:rPr>
                 <w:noProof/>
               </w:rPr>
-              <w:instrText xml:space="preserve"> PAGEREF _Toc243939181 \h </w:instrText>
+              <w:instrText xml:space="preserve"> PAGEREF _Toc243940513 \h </w:instrText>
             </w:r>
             <w:r>
               <w:rPr>
@@ -274,7 +274,7 @@
               <w14:ligatures w14:val="standardContextual"/>
             </w:rPr>
           </w:pPr>
-          <w:hyperlink w:anchor="_Toc243939182" w:history="1">
+          <w:hyperlink w:anchor="_Toc243940514" w:history="1">
             <w:r>
               <w:rPr>
                 <w:rStyle w:val="Hyperlink"/>
@@ -298,7 +298,7 @@
               <w:rPr>
                 <w:noProof/>
               </w:rPr>
-              <w:instrText xml:space="preserve"> PAGEREF _Toc243939182 \h </w:instrText>
+              <w:instrText xml:space="preserve"> PAGEREF _Toc243940514 \h </w:instrText>
             </w:r>
             <w:r>
               <w:rPr>
@@ -339,7 +339,7 @@
               <w14:ligatures w14:val="standardContextual"/>
             </w:rPr>
           </w:pPr>
-          <w:hyperlink w:anchor="_Toc243939183" w:history="1">
+          <w:hyperlink w:anchor="_Toc243940515" w:history="1">
             <w:r>
               <w:rPr>
                 <w:rStyle w:val="Hyperlink"/>
@@ -363,7 +363,7 @@
               <w:rPr>
                 <w:noProof/>
               </w:rPr>
-              <w:instrText xml:space="preserve"> PAGEREF _Toc243939183 \h </w:instrText>
+              <w:instrText xml:space="preserve"> PAGEREF _Toc243940515 \h </w:instrText>
             </w:r>
             <w:r>
               <w:rPr>
@@ -404,7 +404,7 @@
               <w14:ligatures w14:val="standardContextual"/>
             </w:rPr>
           </w:pPr>
-          <w:hyperlink w:anchor="_Toc243939184" w:history="1">
+          <w:hyperlink w:anchor="_Toc243940516" w:history="1">
             <w:r>
               <w:rPr>
                 <w:rStyle w:val="Hyperlink"/>
@@ -428,7 +428,7 @@
               <w:rPr>
                 <w:noProof/>
               </w:rPr>
-              <w:instrText xml:space="preserve"> PAGEREF _Toc243939184 \h </w:instrText>
+              <w:instrText xml:space="preserve"> PAGEREF _Toc243940516 \h </w:instrText>
             </w:r>
             <w:r>
               <w:rPr>
@@ -469,7 +469,7 @@
               <w14:ligatures w14:val="standardContextual"/>
             </w:rPr>
           </w:pPr>
-          <w:hyperlink w:anchor="_Toc243939185" w:history="1">
+          <w:hyperlink w:anchor="_Toc243940517" w:history="1">
             <w:r>
               <w:rPr>
                 <w:rStyle w:val="Hyperlink"/>
@@ -493,7 +493,7 @@
               <w:rPr>
                 <w:noProof/>
               </w:rPr>
-              <w:instrText xml:space="preserve"> PAGEREF _Toc243939185 \h </w:instrText>
+              <w:instrText xml:space="preserve"> PAGEREF _Toc243940517 \h </w:instrText>
             </w:r>
             <w:r>
               <w:rPr>
@@ -534,7 +534,7 @@
               <w14:ligatures w14:val="standardContextual"/>
             </w:rPr>
           </w:pPr>
-          <w:hyperlink w:anchor="_Toc243939186" w:history="1">
+          <w:hyperlink w:anchor="_Toc243940518" w:history="1">
             <w:r>
               <w:rPr>
                 <w:rStyle w:val="Hyperlink"/>
@@ -558,7 +558,7 @@
               <w:rPr>
                 <w:noProof/>
               </w:rPr>
-              <w:instrText xml:space="preserve"> PAGEREF _Toc243939186 \h </w:instrText>
+              <w:instrText xml:space="preserve"> PAGEREF _Toc243940518 \h </w:instrText>
             </w:r>
             <w:r>
               <w:rPr>
@@ -599,7 +599,7 @@
               <w14:ligatures w14:val="standardContextual"/>
             </w:rPr>
           </w:pPr>
-          <w:hyperlink w:anchor="_Toc243939187" w:history="1">
+          <w:hyperlink w:anchor="_Toc243940519" w:history="1">
             <w:r>
               <w:rPr>
                 <w:rStyle w:val="Hyperlink"/>
@@ -623,7 +623,7 @@
               <w:rPr>
                 <w:noProof/>
               </w:rPr>
-              <w:instrText xml:space="preserve"> PAGEREF _Toc243939187 \h </w:instrText>
+              <w:instrText xml:space="preserve"> PAGEREF _Toc243940519 \h </w:instrText>
             </w:r>
             <w:r>
               <w:rPr>
@@ -664,7 +664,7 @@
               <w14:ligatures w14:val="standardContextual"/>
             </w:rPr>
           </w:pPr>
-          <w:hyperlink w:anchor="_Toc243939188" w:history="1">
+          <w:hyperlink w:anchor="_Toc243940520" w:history="1">
             <w:r>
               <w:rPr>
                 <w:rStyle w:val="Hyperlink"/>
@@ -688,7 +688,7 @@
               <w:rPr>
                 <w:noProof/>
               </w:rPr>
-              <w:instrText xml:space="preserve"> PAGEREF _Toc243939188 \h </w:instrText>
+              <w:instrText xml:space="preserve"> PAGEREF _Toc243940520 \h </w:instrText>
             </w:r>
             <w:r>
               <w:rPr>
@@ -729,7 +729,7 @@
               <w14:ligatures w14:val="standardContextual"/>
             </w:rPr>
           </w:pPr>
-          <w:hyperlink w:anchor="_Toc243939189" w:history="1">
+          <w:hyperlink w:anchor="_Toc243940521" w:history="1">
             <w:r>
               <w:rPr>
                 <w:rStyle w:val="Hyperlink"/>
@@ -753,7 +753,7 @@
               <w:rPr>
                 <w:noProof/>
               </w:rPr>
-              <w:instrText xml:space="preserve"> PAGEREF _Toc243939189 \h </w:instrText>
+              <w:instrText xml:space="preserve"> PAGEREF _Toc243940521 \h </w:instrText>
             </w:r>
             <w:r>
               <w:rPr>
@@ -794,7 +794,7 @@
               <w14:ligatures w14:val="standardContextual"/>
             </w:rPr>
           </w:pPr>
-          <w:hyperlink w:anchor="_Toc243939190" w:history="1">
+          <w:hyperlink w:anchor="_Toc243940522" w:history="1">
             <w:r>
               <w:rPr>
                 <w:rStyle w:val="Hyperlink"/>
@@ -818,7 +818,7 @@
               <w:rPr>
                 <w:noProof/>
               </w:rPr>
-              <w:instrText xml:space="preserve"> PAGEREF _Toc243939190 \h </w:instrText>
+              <w:instrText xml:space="preserve"> PAGEREF _Toc243940522 \h </w:instrText>
             </w:r>
             <w:r>
               <w:rPr>
@@ -859,7 +859,7 @@
               <w14:ligatures w14:val="standardContextual"/>
             </w:rPr>
           </w:pPr>
-          <w:hyperlink w:anchor="_Toc243939191" w:history="1">
+          <w:hyperlink w:anchor="_Toc243940523" w:history="1">
             <w:r>
               <w:rPr>
                 <w:rStyle w:val="Hyperlink"/>
@@ -883,7 +883,7 @@
               <w:rPr>
                 <w:noProof/>
               </w:rPr>
-              <w:instrText xml:space="preserve"> PAGEREF _Toc243939191 \h </w:instrText>
+              <w:instrText xml:space="preserve"> PAGEREF _Toc243940523 \h </w:instrText>
             </w:r>
             <w:r>
               <w:rPr>
@@ -924,7 +924,7 @@
               <w14:ligatures w14:val="standardContextual"/>
             </w:rPr>
           </w:pPr>
-          <w:hyperlink w:anchor="_Toc243939192" w:history="1">
+          <w:hyperlink w:anchor="_Toc243940524" w:history="1">
             <w:r>
               <w:rPr>
                 <w:rStyle w:val="Hyperlink"/>
@@ -948,7 +948,7 @@
               <w:rPr>
                 <w:noProof/>
               </w:rPr>
-              <w:instrText xml:space="preserve"> PAGEREF _Toc243939192 \h </w:instrText>
+              <w:instrText xml:space="preserve"> PAGEREF _Toc243940524 \h </w:instrText>
             </w:r>
             <w:r>
               <w:rPr>
@@ -989,7 +989,7 @@
               <w14:ligatures w14:val="standardContextual"/>
             </w:rPr>
           </w:pPr>
-          <w:hyperlink w:anchor="_Toc243939193" w:history="1">
+          <w:hyperlink w:anchor="_Toc243940525" w:history="1">
             <w:r>
               <w:rPr>
                 <w:rStyle w:val="Hyperlink"/>
@@ -1013,7 +1013,7 @@
               <w:rPr>
                 <w:noProof/>
               </w:rPr>
-              <w:instrText xml:space="preserve"> PAGEREF _Toc243939193 \h </w:instrText>
+              <w:instrText xml:space="preserve"> PAGEREF _Toc243940525 \h </w:instrText>
             </w:r>
             <w:r>
               <w:rPr>
@@ -1054,7 +1054,7 @@
               <w14:ligatures w14:val="standardContextual"/>
             </w:rPr>
           </w:pPr>
-          <w:hyperlink w:anchor="_Toc243939194" w:history="1">
+          <w:hyperlink w:anchor="_Toc243940526" w:history="1">
             <w:r>
               <w:rPr>
                 <w:rStyle w:val="Hyperlink"/>
@@ -1078,7 +1078,7 @@
               <w:rPr>
                 <w:noProof/>
               </w:rPr>
-              <w:instrText xml:space="preserve"> PAGEREF _Toc243939194 \h </w:instrText>
+              <w:instrText xml:space="preserve"> PAGEREF _Toc243940526 \h </w:instrText>
             </w:r>
             <w:r>
               <w:rPr>
@@ -1119,7 +1119,7 @@
               <w14:ligatures w14:val="standardContextual"/>
             </w:rPr>
           </w:pPr>
-          <w:hyperlink w:anchor="_Toc243939195" w:history="1">
+          <w:hyperlink w:anchor="_Toc243940527" w:history="1">
             <w:r>
               <w:rPr>
                 <w:rStyle w:val="Hyperlink"/>
@@ -1143,7 +1143,7 @@
               <w:rPr>
                 <w:noProof/>
               </w:rPr>
-              <w:instrText xml:space="preserve"> PAGEREF _Toc243939195 \h </w:instrText>
+              <w:instrText xml:space="preserve"> PAGEREF _Toc243940527 \h </w:instrText>
             </w:r>
             <w:r>
               <w:rPr>
@@ -1184,7 +1184,7 @@
               <w14:ligatures w14:val="standardContextual"/>
             </w:rPr>
           </w:pPr>
-          <w:hyperlink w:anchor="_Toc243939196" w:history="1">
+          <w:hyperlink w:anchor="_Toc243940528" w:history="1">
             <w:r>
               <w:rPr>
                 <w:rStyle w:val="Hyperlink"/>
@@ -1208,7 +1208,7 @@
               <w:rPr>
                 <w:noProof/>
               </w:rPr>
-              <w:instrText xml:space="preserve"> PAGEREF _Toc243939196 \h </w:instrText>
+              <w:instrText xml:space="preserve"> PAGEREF _Toc243940528 \h </w:instrText>
             </w:r>
             <w:r>
               <w:rPr>
@@ -1249,7 +1249,7 @@
               <w14:ligatures w14:val="standardContextual"/>
             </w:rPr>
           </w:pPr>
-          <w:hyperlink w:anchor="_Toc243939197" w:history="1">
+          <w:hyperlink w:anchor="_Toc243940529" w:history="1">
             <w:r>
               <w:rPr>
                 <w:rStyle w:val="Hyperlink"/>
@@ -1273,7 +1273,7 @@
               <w:rPr>
                 <w:noProof/>
               </w:rPr>
-              <w:instrText xml:space="preserve"> PAGEREF _Toc243939197 \h </w:instrText>
+              <w:instrText xml:space="preserve"> PAGEREF _Toc243940529 \h </w:instrText>
             </w:r>
             <w:r>
               <w:rPr>
@@ -1314,7 +1314,7 @@
               <w14:ligatures w14:val="standardContextual"/>
             </w:rPr>
           </w:pPr>
-          <w:hyperlink w:anchor="_Toc243939198" w:history="1">
+          <w:hyperlink w:anchor="_Toc243940530" w:history="1">
             <w:r>
               <w:rPr>
                 <w:rStyle w:val="Hyperlink"/>
@@ -1338,7 +1338,7 @@
               <w:rPr>
                 <w:noProof/>
               </w:rPr>
-              <w:instrText xml:space="preserve"> PAGEREF _Toc243939198 \h </w:instrText>
+              <w:instrText xml:space="preserve"> PAGEREF _Toc243940530 \h </w:instrText>
             </w:r>
             <w:r>
               <w:rPr>
@@ -1379,7 +1379,7 @@
               <w14:ligatures w14:val="standardContextual"/>
             </w:rPr>
           </w:pPr>
-          <w:hyperlink w:anchor="_Toc243939199" w:history="1">
+          <w:hyperlink w:anchor="_Toc243940531" w:history="1">
             <w:r>
               <w:rPr>
                 <w:rStyle w:val="Hyperlink"/>
@@ -1403,7 +1403,7 @@
               <w:rPr>
                 <w:noProof/>
               </w:rPr>
-              <w:instrText xml:space="preserve"> PAGEREF _Toc243939199 \h </w:instrText>
+              <w:instrText xml:space="preserve"> PAGEREF _Toc243940531 \h </w:instrText>
             </w:r>
             <w:r>
               <w:rPr>
@@ -1444,7 +1444,7 @@
               <w14:ligatures w14:val="standardContextual"/>
             </w:rPr>
           </w:pPr>
-          <w:hyperlink w:anchor="_Toc243939200" w:history="1">
+          <w:hyperlink w:anchor="_Toc243940532" w:history="1">
             <w:r>
               <w:rPr>
                 <w:rStyle w:val="Hyperlink"/>
@@ -1468,7 +1468,7 @@
               <w:rPr>
                 <w:noProof/>
               </w:rPr>
-              <w:instrText xml:space="preserve"> PAGEREF _Toc243939200 \h </w:instrText>
+              <w:instrText xml:space="preserve"> PAGEREF _Toc243940532 \h </w:instrText>
             </w:r>
             <w:r>
               <w:rPr>
@@ -1509,7 +1509,7 @@
               <w14:ligatures w14:val="standardContextual"/>
             </w:rPr>
           </w:pPr>
-          <w:hyperlink w:anchor="_Toc243939201" w:history="1">
+          <w:hyperlink w:anchor="_Toc243940533" w:history="1">
             <w:r>
               <w:rPr>
                 <w:rStyle w:val="Hyperlink"/>
@@ -1533,7 +1533,7 @@
               <w:rPr>
                 <w:noProof/>
               </w:rPr>
-              <w:instrText xml:space="preserve"> PAGEREF _Toc243939201 \h </w:instrText>
+              <w:instrText xml:space="preserve"> PAGEREF _Toc243940533 \h </w:instrText>
             </w:r>
             <w:r>
               <w:rPr>
@@ -1574,7 +1574,7 @@
               <w14:ligatures w14:val="standardContextual"/>
             </w:rPr>
           </w:pPr>
-          <w:hyperlink w:anchor="_Toc243939202" w:history="1">
+          <w:hyperlink w:anchor="_Toc243940534" w:history="1">
             <w:r>
               <w:rPr>
                 <w:rStyle w:val="Hyperlink"/>
@@ -1598,7 +1598,7 @@
               <w:rPr>
                 <w:noProof/>
               </w:rPr>
-              <w:instrText xml:space="preserve"> PAGEREF _Toc243939202 \h </w:instrText>
+              <w:instrText xml:space="preserve"> PAGEREF _Toc243940534 \h </w:instrText>
             </w:r>
             <w:r>
               <w:rPr>
@@ -1639,7 +1639,7 @@
               <w14:ligatures w14:val="standardContextual"/>
             </w:rPr>
           </w:pPr>
-          <w:hyperlink w:anchor="_Toc243939203" w:history="1">
+          <w:hyperlink w:anchor="_Toc243940535" w:history="1">
             <w:r>
               <w:rPr>
                 <w:rStyle w:val="Hyperlink"/>
@@ -1663,7 +1663,7 @@
               <w:rPr>
                 <w:noProof/>
               </w:rPr>
-              <w:instrText xml:space="preserve"> PAGEREF _Toc243939203 \h </w:instrText>
+              <w:instrText xml:space="preserve"> PAGEREF _Toc243940535 \h </w:instrText>
             </w:r>
             <w:r>
               <w:rPr>
@@ -1704,7 +1704,7 @@
               <w14:ligatures w14:val="standardContextual"/>
             </w:rPr>
           </w:pPr>
-          <w:hyperlink w:anchor="_Toc243939204" w:history="1">
+          <w:hyperlink w:anchor="_Toc243940536" w:history="1">
             <w:r>
               <w:rPr>
                 <w:rStyle w:val="Hyperlink"/>
@@ -1728,7 +1728,7 @@
               <w:rPr>
                 <w:noProof/>
               </w:rPr>
-              <w:instrText xml:space="preserve"> PAGEREF _Toc243939204 \h </w:instrText>
+              <w:instrText xml:space="preserve"> PAGEREF _Toc243940536 \h </w:instrText>
             </w:r>
             <w:r>
               <w:rPr>
@@ -1769,7 +1769,7 @@
               <w14:ligatures w14:val="standardContextual"/>
             </w:rPr>
           </w:pPr>
-          <w:hyperlink w:anchor="_Toc243939205" w:history="1">
+          <w:hyperlink w:anchor="_Toc243940537" w:history="1">
             <w:r>
               <w:rPr>
                 <w:rStyle w:val="Hyperlink"/>
@@ -1793,7 +1793,7 @@
               <w:rPr>
                 <w:noProof/>
               </w:rPr>
-              <w:instrText xml:space="preserve"> PAGEREF _Toc243939205 \h </w:instrText>
+              <w:instrText xml:space="preserve"> PAGEREF _Toc243940537 \h </w:instrText>
             </w:r>
             <w:r>
               <w:rPr>
@@ -1834,7 +1834,7 @@
               <w14:ligatures w14:val="standardContextual"/>
             </w:rPr>
           </w:pPr>
-          <w:hyperlink w:anchor="_Toc243939206" w:history="1">
+          <w:hyperlink w:anchor="_Toc243940538" w:history="1">
             <w:r>
               <w:rPr>
                 <w:rStyle w:val="Hyperlink"/>
@@ -1858,7 +1858,7 @@
               <w:rPr>
                 <w:noProof/>
               </w:rPr>
-              <w:instrText xml:space="preserve"> PAGEREF _Toc243939206 \h </w:instrText>
+              <w:instrText xml:space="preserve"> PAGEREF _Toc243940538 \h </w:instrText>
             </w:r>
             <w:r>
               <w:rPr>
@@ -1899,7 +1899,7 @@
               <w14:ligatures w14:val="standardContextual"/>
             </w:rPr>
           </w:pPr>
-          <w:hyperlink w:anchor="_Toc243939207" w:history="1">
+          <w:hyperlink w:anchor="_Toc243940539" w:history="1">
             <w:r>
               <w:rPr>
                 <w:rStyle w:val="Hyperlink"/>
@@ -1923,7 +1923,7 @@
               <w:rPr>
                 <w:noProof/>
               </w:rPr>
-              <w:instrText xml:space="preserve"> PAGEREF _Toc243939207 \h </w:instrText>
+              <w:instrText xml:space="preserve"> PAGEREF _Toc243940539 \h </w:instrText>
             </w:r>
             <w:r>
               <w:rPr>
@@ -1964,7 +1964,7 @@
               <w14:ligatures w14:val="standardContextual"/>
             </w:rPr>
           </w:pPr>
-          <w:hyperlink w:anchor="_Toc243939208" w:history="1">
+          <w:hyperlink w:anchor="_Toc243940540" w:history="1">
             <w:r>
               <w:rPr>
                 <w:rStyle w:val="Hyperlink"/>
@@ -1988,7 +1988,7 @@
               <w:rPr>
                 <w:noProof/>
               </w:rPr>
-              <w:instrText xml:space="preserve"> PAGEREF _Toc243939208 \h </w:instrText>
+              <w:instrText xml:space="preserve"> PAGEREF _Toc243940540 \h </w:instrText>
             </w:r>
             <w:r>
               <w:rPr>
@@ -2029,7 +2029,7 @@
               <w14:ligatures w14:val="standardContextual"/>
             </w:rPr>
           </w:pPr>
-          <w:hyperlink w:anchor="_Toc243939209" w:history="1">
+          <w:hyperlink w:anchor="_Toc243940541" w:history="1">
             <w:r>
               <w:rPr>
                 <w:rStyle w:val="Hyperlink"/>
@@ -2053,7 +2053,7 @@
               <w:rPr>
                 <w:noProof/>
               </w:rPr>
-              <w:instrText xml:space="preserve"> PAGEREF _Toc243939209 \h </w:instrText>
+              <w:instrText xml:space="preserve"> PAGEREF _Toc243940541 \h </w:instrText>
             </w:r>
             <w:r>
               <w:rPr>
@@ -2094,7 +2094,7 @@
               <w14:ligatures w14:val="standardContextual"/>
             </w:rPr>
           </w:pPr>
-          <w:hyperlink w:anchor="_Toc243939210" w:history="1">
+          <w:hyperlink w:anchor="_Toc243940542" w:history="1">
             <w:r>
               <w:rPr>
                 <w:rStyle w:val="Hyperlink"/>
@@ -2118,7 +2118,7 @@
               <w:rPr>
                 <w:noProof/>
               </w:rPr>
-              <w:instrText xml:space="preserve"> PAGEREF _Toc243939210 \h </w:instrText>
+              <w:instrText xml:space="preserve"> PAGEREF _Toc243940542 \h </w:instrText>
             </w:r>
             <w:r>
               <w:rPr>
@@ -2159,7 +2159,7 @@
               <w14:ligatures w14:val="standardContextual"/>
             </w:rPr>
           </w:pPr>
-          <w:hyperlink w:anchor="_Toc243939211" w:history="1">
+          <w:hyperlink w:anchor="_Toc243940543" w:history="1">
             <w:r>
               <w:rPr>
                 <w:rStyle w:val="Hyperlink"/>
@@ -2183,7 +2183,7 @@
               <w:rPr>
                 <w:noProof/>
               </w:rPr>
-              <w:instrText xml:space="preserve"> PAGEREF _Toc243939211 \h </w:instrText>
+              <w:instrText xml:space="preserve"> PAGEREF _Toc243940543 \h </w:instrText>
             </w:r>
             <w:r>
               <w:rPr>
@@ -2224,7 +2224,7 @@
               <w14:ligatures w14:val="standardContextual"/>
             </w:rPr>
           </w:pPr>
-          <w:hyperlink w:anchor="_Toc243939212" w:history="1">
+          <w:hyperlink w:anchor="_Toc243940544" w:history="1">
             <w:r>
               <w:rPr>
                 <w:rStyle w:val="Hyperlink"/>
@@ -2248,7 +2248,7 @@
               <w:rPr>
                 <w:noProof/>
               </w:rPr>
-              <w:instrText xml:space="preserve"> PAGEREF _Toc243939212 \h </w:instrText>
+              <w:instrText xml:space="preserve"> PAGEREF _Toc243940544 \h </w:instrText>
             </w:r>
             <w:r>
               <w:rPr>
@@ -2289,7 +2289,7 @@
               <w14:ligatures w14:val="standardContextual"/>
             </w:rPr>
           </w:pPr>
-          <w:hyperlink w:anchor="_Toc243939213" w:history="1">
+          <w:hyperlink w:anchor="_Toc243940545" w:history="1">
             <w:r>
               <w:rPr>
                 <w:rStyle w:val="Hyperlink"/>
@@ -2313,7 +2313,7 @@
               <w:rPr>
                 <w:noProof/>
               </w:rPr>
-              <w:instrText xml:space="preserve"> PAGEREF _Toc243939213 \h </w:instrText>
+              <w:instrText xml:space="preserve"> PAGEREF _Toc243940545 \h </w:instrText>
             </w:r>
             <w:r>
               <w:rPr>
@@ -2354,7 +2354,7 @@
               <w14:ligatures w14:val="standardContextual"/>
             </w:rPr>
           </w:pPr>
-          <w:hyperlink w:anchor="_Toc243939214" w:history="1">
+          <w:hyperlink w:anchor="_Toc243940546" w:history="1">
             <w:r>
               <w:rPr>
                 <w:rStyle w:val="Hyperlink"/>
@@ -2378,7 +2378,7 @@
               <w:rPr>
                 <w:noProof/>
               </w:rPr>
-              <w:instrText xml:space="preserve"> PAGEREF _Toc243939214 \h </w:instrText>
+              <w:instrText xml:space="preserve"> PAGEREF _Toc243940546 \h </w:instrText>
             </w:r>
             <w:r>
               <w:rPr>
@@ -3026,25 +3026,21 @@
         </w:tabs>
       </w:pPr>
       <w:r>
-        <w:t>Anexo A. Plan de sprints del proyecto</w:t>
+        <w:t xml:space="preserve">Anexo A. Plan de </w:t>
+      </w:r>
+      <w:proofErr w:type="spellStart"/>
+      <w:r>
+        <w:t>sprints</w:t>
+      </w:r>
+      <w:proofErr w:type="spellEnd"/>
+      <w:r>
+        <w:t xml:space="preserve"> del proyecto</w:t>
       </w:r>
       <w:r>
         <w:tab/>
       </w:r>
       <w:r>
-        <w:fldChar w:fldCharType="begin"/>
-      </w:r>
-      <w:r>
-        <w:instrText xml:space="preserve"> PAGEREF _RefAnexoA \h </w:instrText>
-      </w:r>
-      <w:r>
-        <w:fldChar w:fldCharType="separate"/>
-      </w:r>
-      <w:r>
-        <w:t>51</w:t>
-      </w:r>
-      <w:r>
-        <w:fldChar w:fldCharType="end"/>
+        <w:t>52</w:t>
       </w:r>
     </w:p>
     <w:p>
@@ -3060,19 +3056,7 @@
         <w:tab/>
       </w:r>
       <w:r>
-        <w:fldChar w:fldCharType="begin"/>
-      </w:r>
-      <w:r>
-        <w:instrText xml:space="preserve"> PAGEREF _RefAnexoB \h </w:instrText>
-      </w:r>
-      <w:r>
-        <w:fldChar w:fldCharType="separate"/>
-      </w:r>
-      <w:r>
-        <w:t>53</w:t>
-      </w:r>
-      <w:r>
-        <w:fldChar w:fldCharType="end"/>
+        <w:t>54</w:t>
       </w:r>
     </w:p>
     <w:p>
@@ -3088,19 +3072,7 @@
         <w:tab/>
       </w:r>
       <w:r>
-        <w:fldChar w:fldCharType="begin"/>
-      </w:r>
-      <w:r>
-        <w:instrText xml:space="preserve"> PAGEREF _RefAnexoC \h </w:instrText>
-      </w:r>
-      <w:r>
-        <w:fldChar w:fldCharType="separate"/>
-      </w:r>
-      <w:r>
-        <w:t>55</w:t>
-      </w:r>
-      <w:r>
-        <w:fldChar w:fldCharType="end"/>
+        <w:t>56</w:t>
       </w:r>
     </w:p>
     <w:p>
@@ -3116,19 +3088,7 @@
         <w:tab/>
       </w:r>
       <w:r>
-        <w:fldChar w:fldCharType="begin"/>
-      </w:r>
-      <w:r>
-        <w:instrText xml:space="preserve"> PAGEREF _RefAnexoD \h </w:instrText>
-      </w:r>
-      <w:r>
-        <w:fldChar w:fldCharType="separate"/>
-      </w:r>
-      <w:r>
-        <w:t>56</w:t>
-      </w:r>
-      <w:r>
-        <w:fldChar w:fldCharType="end"/>
+        <w:t>57</w:t>
       </w:r>
     </w:p>
     <w:p>
@@ -3138,25 +3098,21 @@
         </w:tabs>
       </w:pPr>
       <w:r>
-        <w:t>Anexo E. Contratos de la API: endpoints principales</w:t>
+        <w:t xml:space="preserve">Anexo E. Contratos de la API: </w:t>
+      </w:r>
+      <w:proofErr w:type="spellStart"/>
+      <w:r>
+        <w:t>endpoints</w:t>
+      </w:r>
+      <w:proofErr w:type="spellEnd"/>
+      <w:r>
+        <w:t xml:space="preserve"> principales</w:t>
       </w:r>
       <w:r>
         <w:tab/>
       </w:r>
       <w:r>
-        <w:fldChar w:fldCharType="begin"/>
-      </w:r>
-      <w:r>
-        <w:instrText xml:space="preserve"> PAGEREF _RefAnexoE \h </w:instrText>
-      </w:r>
-      <w:r>
-        <w:fldChar w:fldCharType="separate"/>
-      </w:r>
-      <w:r>
-        <w:t>57</w:t>
-      </w:r>
-      <w:r>
-        <w:fldChar w:fldCharType="end"/>
+        <w:t>58</w:t>
       </w:r>
     </w:p>
     <w:p>
@@ -3172,19 +3128,7 @@
         <w:tab/>
       </w:r>
       <w:r>
-        <w:fldChar w:fldCharType="begin"/>
-      </w:r>
-      <w:r>
-        <w:instrText xml:space="preserve"> PAGEREF _RefAnexoF \h </w:instrText>
-      </w:r>
-      <w:r>
-        <w:fldChar w:fldCharType="separate"/>
-      </w:r>
-      <w:r>
-        <w:t>59</w:t>
-      </w:r>
-      <w:r>
-        <w:fldChar w:fldCharType="end"/>
+        <w:t>60</w:t>
       </w:r>
     </w:p>
     <w:p>
@@ -3210,37 +3154,66 @@
         <w:spacing w:after="120"/>
       </w:pPr>
       <w:r>
-        <w:t>La venta de entradas para eventos deportivos puede presentar dificultades cuando varios usuarios intentan reservar el mismo asiento al mismo tiempo. Este trabajo presenta el diseño y desarrollo de un sistema de gestión de entradas deportivas orientado a evitar reservas duplicadas y facilitar la administración de eventos.</w:t>
-      </w:r>
-    </w:p>
-    <w:p>
-      <w:pPr>
-        <w:spacing w:after="120"/>
-      </w:pPr>
-      <w:r>
-        <w:t xml:space="preserve">El sistema utiliza una arquitectura de tres microservicios: autenticación, partidos y reservas. Cada servicio dispone de su propia base de datos en PostgreSQL, mientras que la interfaz web se desarrolló con React. El proyecto se organizó en cinco sprints, utilizando Scrum como marco de trabajo. Entre sus funcionalidades se encuentran la consulta de partidos, la selección de asientos mediante mapas gráficos de </w:t>
+        <w:t xml:space="preserve">La venta de entradas para eventos deportivos puede presentar dificultades cuando varios usuarios intentan reservar el mismo asiento al mismo tiempo. </w:t>
+      </w:r>
+      <w:r>
+        <w:t>El presente</w:t>
+      </w:r>
+      <w:r>
+        <w:t xml:space="preserve"> trabajo presenta el diseño y desarrollo de un sistema de gestión de entradas deportivas orientado a evitar reservas duplicadas y facilitar la administración de eventos.</w:t>
+      </w:r>
+      <w:r>
+        <w:t xml:space="preserve"> Utilizando</w:t>
+      </w:r>
+      <w:r>
+        <w:t xml:space="preserve"> una arquitectura de tres microservicios: autenticación, partidos y reservas. Cada servicio dispone de su propia base de datos en PostgreSQL, mientras que la interfaz web se desarrolló con React. El proyecto se organizó en cinco sprints, utilizando Scrum como marco de trabajo. Entre sus funcionalidades </w:t>
+      </w:r>
+      <w:r>
+        <w:t>se encuentra</w:t>
+      </w:r>
+      <w:r>
+        <w:t xml:space="preserve"> la consulta de partidos, la selección de asientos mediante mapas gráficos de </w:t>
       </w:r>
       <w:r>
         <w:t>escenario</w:t>
       </w:r>
       <w:r>
-        <w:t>s y coliseos, la reserva de hasta seis entradas por partido, la generación de entradas con códigos QR únicos, su validación en el ingreso y la generación de reportes para clientes y administradores.</w:t>
-      </w:r>
-    </w:p>
-    <w:p>
-      <w:pPr>
-        <w:spacing w:after="120"/>
-      </w:pPr>
-      <w:r>
-        <w:t>La evaluación incluyó pruebas automatizadas de base de datos, pruebas funcionales de las API, pruebas de concurrencia y una evaluación de accesibilidad. Se ejecutaron 120 pruebas de base de datos sin fallos. En la prueba de concurrencia, 50 usuarios virtuales intentaron reservar el mismo asiento y solo una solicitud consiguió hacerlo. Además, Lighthouse otorgó una puntuación de 100 en accesibilidad. Los resultados de las pruebas de las API se incorporarán una vez finalizada su ejecución.</w:t>
-      </w:r>
-    </w:p>
-    <w:p>
-      <w:pPr>
-        <w:spacing w:after="120"/>
-      </w:pPr>
-      <w:r>
-        <w:t>Se concluye que las restricciones de unicidad y los bloqueos pesimistas permiten controlar las reservas simultáneas, mientras que la arquitectura de microservicios facilita la separación de responsabilidades, aunque requiere mecanismos adicionales para integrar y validar información entre servicios.</w:t>
+        <w:t xml:space="preserve">s, la reserva de hasta seis entradas por </w:t>
+      </w:r>
+      <w:r>
+        <w:t>usuario</w:t>
+      </w:r>
+      <w:r>
+        <w:t>, la generación de entradas con códigos QR únicos, su validación en el ingreso y la generación de reportes para clientes y administradores.</w:t>
+      </w:r>
+      <w:r>
+        <w:t xml:space="preserve"> </w:t>
+      </w:r>
+      <w:r>
+        <w:t xml:space="preserve">La evaluación incluyó pruebas automatizadas de base de datos, pruebas funcionales de las API, pruebas de concurrencia y una evaluación de accesibilidad. Se ejecutaron 120 pruebas de base de datos sin fallos. En la prueba de concurrencia, 50 usuarios virtuales intentaron reservar el mismo asiento y solo una solicitud consiguió hacerlo. Además, Lighthouse otorgó una puntuación de 100 en accesibilidad. </w:t>
+      </w:r>
+      <w:r>
+        <w:t xml:space="preserve">El flujo de extremo a extremo de la API se ejecutó en </w:t>
+      </w:r>
+      <w:proofErr w:type="spellStart"/>
+      <w:r>
+        <w:t>Apidog</w:t>
+      </w:r>
+      <w:proofErr w:type="spellEnd"/>
+      <w:r>
+        <w:t xml:space="preserve"> con todos sus casos aprobados</w:t>
+      </w:r>
+      <w:r>
+        <w:t xml:space="preserve">. </w:t>
+      </w:r>
+      <w:r>
+        <w:t xml:space="preserve">Se </w:t>
+      </w:r>
+      <w:r>
+        <w:t>concluyó</w:t>
+      </w:r>
+      <w:r>
+        <w:t xml:space="preserve"> que las restricciones de unicidad y los bloqueos pesimistas permiten controlar las reservas simultáneas, mientras que la arquitectura de microservicios facilita la separación de responsabilidades, aunque requiere mecanismos adicionales para integrar y validar información entre servicios.</w:t>
       </w:r>
     </w:p>
     <w:p>
@@ -3254,7 +3227,6 @@
           <w:b/>
           <w:bCs/>
         </w:rPr>
-        <w:lastRenderedPageBreak/>
         <w:t xml:space="preserve">Palabras clave: microservicios, gestión de entradas, concurrencia, eventos deportivos </w:t>
       </w:r>
     </w:p>
@@ -3262,16 +3234,6 @@
       <w:pPr>
         <w:jc w:val="center"/>
       </w:pPr>
-    </w:p>
-    <w:p>
-      <w:pPr>
-        <w:spacing w:after="120"/>
-      </w:pPr>
-    </w:p>
-    <w:p>
-      <w:r>
-        <w:br w:type="page"/>
-      </w:r>
     </w:p>
     <w:p>
       <w:pPr>
@@ -3289,7 +3251,7 @@
       <w:pPr>
         <w:pStyle w:val="heading10"/>
       </w:pPr>
-      <w:bookmarkStart w:id="0" w:name="_Toc243939181"/>
+      <w:bookmarkStart w:id="0" w:name="_Toc243940513"/>
       <w:r>
         <w:lastRenderedPageBreak/>
         <w:t>Introducción</w:t>
@@ -3336,7 +3298,7 @@
       <w:pPr>
         <w:pStyle w:val="heading20"/>
       </w:pPr>
-      <w:bookmarkStart w:id="1" w:name="_Toc243939182"/>
+      <w:bookmarkStart w:id="1" w:name="_Toc243940514"/>
       <w:r>
         <w:t>Planteamiento del problema</w:t>
       </w:r>
@@ -3370,7 +3332,7 @@
       <w:pPr>
         <w:pStyle w:val="heading20"/>
       </w:pPr>
-      <w:bookmarkStart w:id="2" w:name="_Toc243939183"/>
+      <w:bookmarkStart w:id="2" w:name="_Toc243940515"/>
       <w:r>
         <w:t>Justificación</w:t>
       </w:r>
@@ -3405,7 +3367,13 @@
         <w:ind w:firstLine="720"/>
       </w:pPr>
       <w:r>
-        <w:t xml:space="preserve">En cuanto a la mantenibildiad, el microservicio más propenso a tener cambios, por el contexto que abarca es el match-service, ya sea por cambio de tipos de escenarios, o incluso tipos de eventos, por ejemplo, agregar un tipo de escenario requiere un valor nuevo en el catálogo de tipos y su dibujo en el plano; el resto del modelo y los demás microservicios no se modifican. </w:t>
+        <w:t>En cuanto a la mantenibil</w:t>
+      </w:r>
+      <w:r>
+        <w:t>i</w:t>
+      </w:r>
+      <w:r>
+        <w:t xml:space="preserve">dad, el microservicio más propenso a tener cambios, por el contexto que abarca es el match-service, ya sea por cambio de tipos de escenarios, o incluso tipos de eventos, por ejemplo, agregar un tipo de escenario requiere un valor nuevo en el catálogo de tipos y su dibujo en el plano; el resto del modelo y los demás microservicios no se modifican. </w:t>
       </w:r>
     </w:p>
     <w:p>
@@ -3421,7 +3389,7 @@
       <w:pPr>
         <w:pStyle w:val="heading20"/>
       </w:pPr>
-      <w:bookmarkStart w:id="3" w:name="_Toc243939184"/>
+      <w:bookmarkStart w:id="3" w:name="_Toc243940516"/>
       <w:r>
         <w:t>Alcance</w:t>
       </w:r>
@@ -3516,7 +3484,18 @@
         <w:ind w:firstLine="720"/>
       </w:pPr>
       <w:r>
-        <w:t xml:space="preserve">En el proceso de registro, actualmente el correo que llega con la contraseña temporal lo hace mediante mailpit, esto porque en el entorno de desarrollo se usa este, ya que es un servidor de correo de pruebas. </w:t>
+        <w:t xml:space="preserve">En el proceso de registro, actualmente el correo que llega con la contraseña temporal lo hace mediante </w:t>
+      </w:r>
+      <w:proofErr w:type="spellStart"/>
+      <w:r>
+        <w:t>M</w:t>
+      </w:r>
+      <w:r>
+        <w:t>ailpit</w:t>
+      </w:r>
+      <w:proofErr w:type="spellEnd"/>
+      <w:r>
+        <w:t xml:space="preserve">, esto porque en el entorno de desarrollo se usa este, ya que es un servidor de correo de pruebas. </w:t>
       </w:r>
     </w:p>
     <w:p>
@@ -3587,7 +3566,7 @@
       <w:pPr>
         <w:pStyle w:val="heading20"/>
       </w:pPr>
-      <w:bookmarkStart w:id="4" w:name="_Toc243939185"/>
+      <w:bookmarkStart w:id="4" w:name="_Toc243940517"/>
       <w:r>
         <w:t>Objetivos</w:t>
       </w:r>
@@ -3597,7 +3576,7 @@
       <w:pPr>
         <w:pStyle w:val="heading30"/>
       </w:pPr>
-      <w:bookmarkStart w:id="5" w:name="_Toc243939186"/>
+      <w:bookmarkStart w:id="5" w:name="_Toc243940518"/>
       <w:r>
         <w:lastRenderedPageBreak/>
         <w:t>Objetivo general</w:t>
@@ -3616,7 +3595,7 @@
       <w:pPr>
         <w:pStyle w:val="heading30"/>
       </w:pPr>
-      <w:bookmarkStart w:id="6" w:name="_Toc243939187"/>
+      <w:bookmarkStart w:id="6" w:name="_Toc243940519"/>
       <w:r>
         <w:t>Objetivos específicos</w:t>
       </w:r>
@@ -3627,7 +3606,19 @@
         <w:ind w:firstLine="720"/>
       </w:pPr>
       <w:r>
-        <w:t>Diseñar la capa de datos del sistema a partir de un modelo entidad-relación (ER) de las entidades del negocio, con scripts SQL de creación, datos semilla y mapeo objeto-relación (ORM) que garanticen la integridad referencial y la consistencia de la información.</w:t>
+        <w:t>Diseñar la capa de datos del sistema a partir de un modelo entidad-relación (ER) de las entidades del negocio, con scripts SQL de creación, datos semilla y mapeo objeto-relaci</w:t>
+      </w:r>
+      <w:r>
+        <w:t>o</w:t>
+      </w:r>
+      <w:r>
+        <w:t>n</w:t>
+      </w:r>
+      <w:r>
+        <w:t xml:space="preserve">al </w:t>
+      </w:r>
+      <w:r>
+        <w:t>(ORM) que garanticen la integridad referencial y la consistencia de la información.</w:t>
       </w:r>
     </w:p>
     <w:p>
@@ -3668,7 +3659,7 @@
       </w:pPr>
       <w:r>
         <w:lastRenderedPageBreak/>
-        <w:t>Validar cumplimiento de los requisitos del sistema mediantes pruebas funcionales de API, pruebas de concurrencia, pruebas de base de datos y evaluación de accesibilidad de la interfaz de usuarios.</w:t>
+        <w:t>Validar cumplimiento de los requisitos del sistema mediante pruebas funcionales de API, pruebas de concurrencia, pruebas de base de datos y evaluación de accesibilidad de la interfaz de usuario.</w:t>
       </w:r>
     </w:p>
     <w:p>
@@ -3680,7 +3671,7 @@
       <w:pPr>
         <w:pStyle w:val="heading10"/>
       </w:pPr>
-      <w:bookmarkStart w:id="7" w:name="_Toc243939188"/>
+      <w:bookmarkStart w:id="7" w:name="_Toc243940520"/>
       <w:r>
         <w:lastRenderedPageBreak/>
         <w:t>Teoría</w:t>
@@ -3691,7 +3682,7 @@
       <w:pPr>
         <w:pStyle w:val="heading20"/>
       </w:pPr>
-      <w:bookmarkStart w:id="8" w:name="_Toc243939189"/>
+      <w:bookmarkStart w:id="8" w:name="_Toc243940521"/>
       <w:r>
         <w:t>Arquitectura de microservicios</w:t>
       </w:r>
@@ -3745,7 +3736,7 @@
       <w:pPr>
         <w:pStyle w:val="heading20"/>
       </w:pPr>
-      <w:bookmarkStart w:id="9" w:name="_Toc243939190"/>
+      <w:bookmarkStart w:id="9" w:name="_Toc243940522"/>
       <w:r>
         <w:t>Seguridad: autenticación y autorización</w:t>
       </w:r>
@@ -3817,7 +3808,13 @@
         <w:ind w:firstLine="720"/>
       </w:pPr>
       <w:r>
-        <w:t xml:space="preserve">Para la firma se empleó el algoritmo HS256, que corresponde a HMAC con la función hash SHA256 [13]. Esta firma se trata de un algoritmo simétrico, es decir, que la misma clave secreta se utiliza para firmar y para verificar el token, por lo que esta calve debe compartirse ente todos los servicios que validan este token </w:t>
+        <w:t>Para la firma se empleó el algoritmo HS256, que corresponde a HMAC con la función hash SHA256 [13]. Esta firma se trata de un algoritmo simétrico, es decir, que la misma clave secreta se utiliza para firmar y para verificar el token, por lo que esta calve debe compartirse ent</w:t>
+      </w:r>
+      <w:r>
+        <w:t>r</w:t>
+      </w:r>
+      <w:r>
+        <w:t xml:space="preserve">e todos los servicios que validan este token </w:t>
       </w:r>
     </w:p>
     <w:p>
@@ -3844,13 +3841,36 @@
         <w:tab/>
       </w:r>
       <w:r>
-        <w:t xml:space="preserve">Las contraseñas no deberían cifrarse, sino realizar un proceso de hash. El cifrado es una operación reversible, es decir, que permite recuperar el valor original utilizando la clave correspondiente. Utilizando hash, es una función de una solo vía [14]. Con esto se obtiene que la verificación del inicio de sesión, el sistema calcule el hash de la contraseña ingresada y se compare con la contraseña almacenada, sin necesidad de conocer la contraseña original. </w:t>
+        <w:t>Las contraseñas no deberían cifrarse, sino realizar un proceso de hash. El cifrado es una operación reversible, es decir, que permite recuperar el valor original utilizando la clave correspondiente. Utilizando hash, es una función de una sol</w:t>
+      </w:r>
+      <w:r>
+        <w:t>a</w:t>
+      </w:r>
+      <w:r>
+        <w:t xml:space="preserve"> vía [14]. Con esto se obtiene que la verificación del inicio de sesión, el sistema calcule el hash de la contraseña ingresada y se compare con la contraseña almacenada, sin necesidad de conocer la contraseña original. </w:t>
       </w:r>
     </w:p>
     <w:p>
       <w:r>
         <w:tab/>
-        <w:t>Las funciones hash a propósito general, como lo es SHA-256, resultan inadecuadas para este fin porque su velocidad facilita para el ataque de fuerza bruta, por esta razón, BCrypt fue diseñado especialmente para contraseñas. Incorpora una sal aleatoria por cada contraseña, lo que impide el uso de tablas precalculadas. También incorpora un factor de costo ajustable, que permite aumentar el tiempo de cálculo a medida que el hardware se vuelve más potente [15]. OWASP recomienda configurarlo con un factor de trabajo mínimo de 10 [14].</w:t>
+        <w:t xml:space="preserve">Las funciones hash </w:t>
+      </w:r>
+      <w:r>
+        <w:t>de</w:t>
+      </w:r>
+      <w:r>
+        <w:t xml:space="preserve"> propósito general, como lo es SHA-256, resultan inadecuadas para este fin porque su velocidad facilita </w:t>
+      </w:r>
+      <w:proofErr w:type="gramStart"/>
+      <w:r>
+        <w:t>los</w:t>
+      </w:r>
+      <w:r>
+        <w:t xml:space="preserve"> ataque</w:t>
+      </w:r>
+      <w:proofErr w:type="gramEnd"/>
+      <w:r>
+        <w:t xml:space="preserve"> de fuerza bruta, por esta razón, BCrypt fue diseñado especialmente para contraseñas. Incorpora una sal aleatoria por cada contraseña, lo que impide el uso de tablas precalculadas. También incorpora un factor de costo ajustable, que permite aumentar el tiempo de cálculo a medida que el hardware se vuelve más potente [15]. OWASP recomienda configurarlo con un factor de trabajo mínimo de 10 [14].</w:t>
       </w:r>
     </w:p>
     <w:p>
@@ -3862,7 +3882,7 @@
       <w:pPr>
         <w:pStyle w:val="heading20"/>
       </w:pPr>
-      <w:bookmarkStart w:id="10" w:name="_Toc243939191"/>
+      <w:bookmarkStart w:id="10" w:name="_Toc243940523"/>
       <w:r>
         <w:t>Transacciones y concurrencia</w:t>
       </w:r>
@@ -3890,7 +3910,7 @@
         <w:ind w:firstLine="720"/>
       </w:pPr>
       <w:r>
-        <w:t>Cuando el resultado de una operación depende del orden o del momento en que se ejecutan varias operaciones concurrentes, esto se lo conoce como una condición de carrera (race condition), es decir, que cuando dos usuarios intentan reservar simultáneamente la misma localidad para un evento deportivo, ambos podrían recibir inicialmente una respuesta de disponibilidad. Sin mecanismos adecuados de control, el sistema podría aceptar operaciones incompatibles.</w:t>
+        <w:t>Cuando el resultado de una operación depende del orden o del momento en que se ejecutan varias operaciones concurrentes, esto se conoce como una condición de carrera (race condition), es decir, que cuando dos usuarios intentan reservar simultáneamente la misma localidad para un evento deportivo, ambos podrían recibir inicialmente una respuesta de disponibilidad. Sin mecanismos adecuados de control, el sistema podría aceptar operaciones incompatibles.</w:t>
       </w:r>
     </w:p>
     <w:p>
@@ -3898,7 +3918,13 @@
         <w:ind w:firstLine="720"/>
       </w:pPr>
       <w:r>
-        <w:t xml:space="preserve">Para controlar estos escenarios, se puede utilizar dos estrategias, el bloque pesimista y optimista. Si hablamos del bloqueo pesimista, decimos que impide temporalmente que otras transacciones modifiquen un recurso mientras se ejecuta una operación critica. El bloqueo optimista, en cambio permite que las operaciones avancen y comprueba, antes de confirmar los cambios, si el cambio fue modificado por otra transacción. </w:t>
+        <w:t>Para controlar estos escenarios, se puede utilizar dos estrategias, el bloque</w:t>
+      </w:r>
+      <w:r>
+        <w:t>o</w:t>
+      </w:r>
+      <w:r>
+        <w:t xml:space="preserve"> pesimista y optimista. Si hablamos del bloqueo pesimista, decimos que impide temporalmente que otras transacciones modifiquen un recurso mientras se ejecuta una operación critica. El bloqueo optimista, en cambio permite que las operaciones avancen y comprueba, antes de confirmar los cambios, si el cambio fue modificado por otra transacción. </w:t>
       </w:r>
     </w:p>
     <w:p>
@@ -3918,7 +3944,7 @@
       <w:pPr>
         <w:pStyle w:val="heading20"/>
       </w:pPr>
-      <w:bookmarkStart w:id="11" w:name="_Toc243939192"/>
+      <w:bookmarkStart w:id="11" w:name="_Toc243940524"/>
       <w:r>
         <w:lastRenderedPageBreak/>
         <w:t>Diseño de APIs REST</w:t>
@@ -3998,7 +4024,7 @@
       <w:pPr>
         <w:pStyle w:val="heading20"/>
       </w:pPr>
-      <w:bookmarkStart w:id="12" w:name="_Toc243939193"/>
+      <w:bookmarkStart w:id="12" w:name="_Toc243940525"/>
       <w:r>
         <w:t>Aplicaciones web de una sola página</w:t>
       </w:r>
@@ -4069,7 +4095,7 @@
       <w:pPr>
         <w:pStyle w:val="heading20"/>
       </w:pPr>
-      <w:bookmarkStart w:id="13" w:name="_Toc243939194"/>
+      <w:bookmarkStart w:id="13" w:name="_Toc243940526"/>
       <w:r>
         <w:t>Calidad y pruebas de software</w:t>
       </w:r>
@@ -4138,7 +4164,7 @@
       <w:pPr>
         <w:pStyle w:val="heading20"/>
       </w:pPr>
-      <w:bookmarkStart w:id="14" w:name="_Toc243939195"/>
+      <w:bookmarkStart w:id="14" w:name="_Toc243940527"/>
       <w:r>
         <w:t>Marco de trabajo Scrum</w:t>
       </w:r>
@@ -4215,7 +4241,7 @@
       <w:pPr>
         <w:pStyle w:val="heading10"/>
       </w:pPr>
-      <w:bookmarkStart w:id="15" w:name="_Toc243939196"/>
+      <w:bookmarkStart w:id="15" w:name="_Toc243940528"/>
       <w:r>
         <w:lastRenderedPageBreak/>
         <w:t>Metodología experimental</w:t>
@@ -4244,7 +4270,7 @@
       <w:pPr>
         <w:pStyle w:val="heading20"/>
       </w:pPr>
-      <w:bookmarkStart w:id="16" w:name="_Toc243939197"/>
+      <w:bookmarkStart w:id="16" w:name="_Toc243940529"/>
       <w:r>
         <w:t>Metodología de desarrollo</w:t>
       </w:r>
@@ -5312,7 +5338,7 @@
       <w:pPr>
         <w:pStyle w:val="heading20"/>
       </w:pPr>
-      <w:bookmarkStart w:id="18" w:name="_Toc243939198"/>
+      <w:bookmarkStart w:id="18" w:name="_Toc243940530"/>
       <w:r>
         <w:t>Arquitectura de la solución</w:t>
       </w:r>
@@ -5466,7 +5492,7 @@
       <w:pPr>
         <w:pStyle w:val="heading20"/>
       </w:pPr>
-      <w:bookmarkStart w:id="20" w:name="_Toc243939199"/>
+      <w:bookmarkStart w:id="20" w:name="_Toc243940531"/>
       <w:r>
         <w:t>Modelo de datos</w:t>
       </w:r>
@@ -5637,7 +5663,7 @@
       <w:pPr>
         <w:pStyle w:val="heading20"/>
       </w:pPr>
-      <w:bookmarkStart w:id="22" w:name="_Toc243939200"/>
+      <w:bookmarkStart w:id="22" w:name="_Toc243940532"/>
       <w:r>
         <w:lastRenderedPageBreak/>
         <w:t>Reglas de negocio implementadas</w:t>
@@ -6630,7 +6656,7 @@
       <w:pPr>
         <w:pStyle w:val="heading20"/>
       </w:pPr>
-      <w:bookmarkStart w:id="24" w:name="_Toc243939201"/>
+      <w:bookmarkStart w:id="24" w:name="_Toc243940533"/>
       <w:r>
         <w:t>Herramientas y tecnologías</w:t>
       </w:r>
@@ -7388,7 +7414,7 @@
       <w:pPr>
         <w:pStyle w:val="heading20"/>
       </w:pPr>
-      <w:bookmarkStart w:id="26" w:name="_Toc243939202"/>
+      <w:bookmarkStart w:id="26" w:name="_Toc243940534"/>
       <w:r>
         <w:t>Estrategia de pruebas</w:t>
       </w:r>
@@ -7495,7 +7521,7 @@
       <w:pPr>
         <w:pStyle w:val="heading20"/>
       </w:pPr>
-      <w:bookmarkStart w:id="27" w:name="_Toc243939203"/>
+      <w:bookmarkStart w:id="27" w:name="_Toc243940535"/>
       <w:r>
         <w:t>Uso de herramientas de inteligencia artificial</w:t>
       </w:r>
@@ -7546,7 +7572,7 @@
       <w:pPr>
         <w:pStyle w:val="heading10"/>
       </w:pPr>
-      <w:bookmarkStart w:id="28" w:name="_Toc243939204"/>
+      <w:bookmarkStart w:id="28" w:name="_Toc243940536"/>
       <w:r>
         <w:lastRenderedPageBreak/>
         <w:t>Análisis y resultados</w:t>
@@ -7557,7 +7583,7 @@
       <w:pPr>
         <w:pStyle w:val="heading20"/>
       </w:pPr>
-      <w:bookmarkStart w:id="29" w:name="_Toc243939205"/>
+      <w:bookmarkStart w:id="29" w:name="_Toc243940537"/>
       <w:r>
         <w:t>Funcionalidades implementadas</w:t>
       </w:r>
@@ -8620,7 +8646,7 @@
       <w:pPr>
         <w:pStyle w:val="heading20"/>
       </w:pPr>
-      <w:bookmarkStart w:id="40" w:name="_Toc243939206"/>
+      <w:bookmarkStart w:id="40" w:name="_Toc243940538"/>
       <w:r>
         <w:t>Pruebas de base de datos</w:t>
       </w:r>
@@ -9259,7 +9285,7 @@
       <w:pPr>
         <w:pStyle w:val="heading20"/>
       </w:pPr>
-      <w:bookmarkStart w:id="42" w:name="_Toc243939207"/>
+      <w:bookmarkStart w:id="42" w:name="_Toc243940539"/>
       <w:r>
         <w:t>Pruebas funcionales de API</w:t>
       </w:r>
@@ -10047,7 +10073,7 @@
       <w:pPr>
         <w:pStyle w:val="heading20"/>
       </w:pPr>
-      <w:bookmarkStart w:id="44" w:name="_Toc243939208"/>
+      <w:bookmarkStart w:id="44" w:name="_Toc243940540"/>
       <w:r>
         <w:t>Prueba de concurrencia y carga</w:t>
       </w:r>
@@ -10158,7 +10184,7 @@
       <w:pPr>
         <w:pStyle w:val="heading20"/>
       </w:pPr>
-      <w:bookmarkStart w:id="46" w:name="_Toc243939209"/>
+      <w:bookmarkStart w:id="46" w:name="_Toc243940541"/>
       <w:r>
         <w:t>Defectos encontrados durante las pruebas</w:t>
       </w:r>
@@ -10308,15 +10334,7 @@
                 <w:sz w:val="16"/>
                 <w:szCs w:val="16"/>
               </w:rPr>
-              <w:t>Escenario</w:t>
-            </w:r>
-            <w:r>
-              <w:rPr>
-                <w:rFonts w:ascii="Arial" w:eastAsia="Arial" w:hAnsi="Arial" w:cs="Arial"/>
-                <w:sz w:val="16"/>
-                <w:szCs w:val="16"/>
-              </w:rPr>
-              <w:t>s duplicados que solo difieren en una tilde</w:t>
+              <w:t>Escenarios duplicados que solo difieren en una tilde</w:t>
             </w:r>
           </w:p>
         </w:tc>
@@ -11353,7 +11371,7 @@
       <w:pPr>
         <w:pStyle w:val="heading10"/>
       </w:pPr>
-      <w:bookmarkStart w:id="48" w:name="_Toc243939210"/>
+      <w:bookmarkStart w:id="48" w:name="_Toc243940542"/>
       <w:r>
         <w:lastRenderedPageBreak/>
         <w:t>Discusión de resultados</w:t>
@@ -11438,7 +11456,7 @@
       <w:pPr>
         <w:pStyle w:val="heading10"/>
       </w:pPr>
-      <w:bookmarkStart w:id="49" w:name="_Toc243939211"/>
+      <w:bookmarkStart w:id="49" w:name="_Toc243940543"/>
       <w:r>
         <w:lastRenderedPageBreak/>
         <w:t>Conclusiones</w:t>
@@ -11511,7 +11529,7 @@
         <w:pStyle w:val="heading10"/>
         <w:pageBreakBefore/>
       </w:pPr>
-      <w:bookmarkStart w:id="50" w:name="_Toc243939212"/>
+      <w:bookmarkStart w:id="50" w:name="_Toc243940544"/>
       <w:r>
         <w:lastRenderedPageBreak/>
         <w:t>Recomendaciones</w:t>
@@ -11589,7 +11607,7 @@
       <w:pPr>
         <w:pStyle w:val="heading10"/>
       </w:pPr>
-      <w:bookmarkStart w:id="51" w:name="_Toc243939213"/>
+      <w:bookmarkStart w:id="51" w:name="_Toc243940545"/>
       <w:r>
         <w:lastRenderedPageBreak/>
         <w:t>Referencias bibliográficas</w:t>
@@ -12239,7 +12257,7 @@
         <w:pStyle w:val="heading10"/>
         <w:pageBreakBefore/>
       </w:pPr>
-      <w:bookmarkStart w:id="52" w:name="_Toc243939214"/>
+      <w:bookmarkStart w:id="52" w:name="_Toc243940546"/>
       <w:r>
         <w:lastRenderedPageBreak/>
         <w:t>Anexos</w:t>
